--- a/paper/supplement_jama_v37.docx
+++ b/paper/supplement_jama_v37.docx
@@ -7,7 +7,7 @@
         <w:pStyle w:val="Title"/>
       </w:pPr>
       <w:r>
-        <w:t xml:space="preserve">Supplement to: Quantifying Systematic Bias in Observational Causal Estimates Using Negative Controls: The Bias Fraction</w:t>
+        <w:t xml:space="preserve">Supplement to: Quantifying Systematic Bias in Observational Estimates Using Negative Controls: The Bias Fraction</w:t>
       </w:r>
     </w:p>
     <w:p>
@@ -7378,7 +7378,393 @@
       </w:tr>
     </w:tbl>
     <w:bookmarkEnd w:id="26"/>
-    <w:bookmarkStart w:id="30" w:name="Xa0e435e101c72c47909197dfbbbaa1bff404bea"/>
+    <w:bookmarkStart w:id="27" w:name="X0316f3c0d7b5e101e45eae36c3badc5925356d1"/>
+    <w:p>
+      <w:pPr>
+        <w:pStyle w:val="Heading1"/>
+      </w:pPr>
+      <w:r>
+        <w:t xml:space="preserve">eTable 8. Simulation Three-Zone Classification Accuracy</w:t>
+      </w:r>
+    </w:p>
+    <w:p>
+      <w:pPr>
+        <w:pStyle w:val="TableCaption"/>
+      </w:pPr>
+      <w:r>
+        <w:t xml:space="preserve">eTable 8. Simulation classification accuracy and OHDSI empirical-calibration p-value rejection rates by zone. The OHDSI rejection rate is the proportion of repetitions where the calibrated p-value was below .05. The v37 operating range has no literal null (psi = 0); empirical-calibration Type I error is characterized at the near-null psi = -0.01 design point and in eAppendix 13 in the Supplement.</w:t>
+      </w:r>
+    </w:p>
+    <w:tbl>
+      <w:tblPr>
+        <w:tblStyle w:val="Table"/>
+        <w:tblW w:type="pct" w:w="5000"/>
+        <w:tblLayout w:type="fixed"/>
+        <w:tblLook w:firstRow="1" w:lastRow="0" w:firstColumn="0" w:lastColumn="0" w:noHBand="0" w:noVBand="0" w:val="0020"/>
+        <w:tblCaption w:val="eTable 8. Simulation classification accuracy and OHDSI empirical-calibration p-value rejection rates by zone. The OHDSI rejection rate is the proportion of repetitions where the calibrated p-value was below .05. The v37 operating range has no literal null (psi = 0); empirical-calibration Type I error is characterized at the near-null psi = -0.01 design point and in eAppendix 13 in the Supplement."/>
+      </w:tblPr>
+      <w:tblGrid>
+        <w:gridCol w:w="2669"/>
+        <w:gridCol w:w="1601"/>
+        <w:gridCol w:w="1334"/>
+        <w:gridCol w:w="2313"/>
+      </w:tblGrid>
+      <w:tr>
+        <w:trPr>
+          <w:tblHeader w:val="on"/>
+        </w:trPr>
+        <w:tc>
+          <w:tcPr/>
+          <w:p>
+            <w:pPr>
+              <w:pStyle w:val="Compact"/>
+              <w:jc w:val="left"/>
+            </w:pPr>
+            <w:r>
+              <w:t xml:space="preserve">Domain</w:t>
+            </w:r>
+          </w:p>
+        </w:tc>
+        <w:tc>
+          <w:tcPr/>
+          <w:p>
+            <w:pPr>
+              <w:pStyle w:val="Compact"/>
+              <w:jc w:val="right"/>
+            </w:pPr>
+            <w:r>
+              <w:t xml:space="preserve">No. of conditions</w:t>
+            </w:r>
+          </w:p>
+        </w:tc>
+        <w:tc>
+          <w:tcPr/>
+          <w:p>
+            <w:pPr>
+              <w:pStyle w:val="Compact"/>
+              <w:jc w:val="right"/>
+            </w:pPr>
+            <w:r>
+              <w:t xml:space="preserve">BF accuracy, %</w:t>
+            </w:r>
+          </w:p>
+        </w:tc>
+        <w:tc>
+          <w:tcPr/>
+          <w:p>
+            <w:pPr>
+              <w:pStyle w:val="Compact"/>
+              <w:jc w:val="right"/>
+            </w:pPr>
+            <w:r>
+              <w:t xml:space="preserve">OHDSI calibrated p&lt;.05, %</w:t>
+            </w:r>
+          </w:p>
+        </w:tc>
+      </w:tr>
+      <w:tr>
+        <w:tc>
+          <w:tcPr/>
+          <w:p>
+            <w:pPr>
+              <w:pStyle w:val="Compact"/>
+              <w:jc w:val="left"/>
+            </w:pPr>
+            <w:r>
+              <w:t xml:space="preserve">Bias-dominated (BF&gt;0.5)</w:t>
+            </w:r>
+          </w:p>
+        </w:tc>
+        <w:tc>
+          <w:tcPr/>
+          <w:p>
+            <w:pPr>
+              <w:pStyle w:val="Compact"/>
+              <w:jc w:val="right"/>
+            </w:pPr>
+            <w:r>
+              <w:t xml:space="preserve">336</w:t>
+            </w:r>
+          </w:p>
+        </w:tc>
+        <w:tc>
+          <w:tcPr/>
+          <w:p>
+            <w:pPr>
+              <w:pStyle w:val="Compact"/>
+              <w:jc w:val="right"/>
+            </w:pPr>
+            <w:r>
+              <w:t xml:space="preserve">58.1</w:t>
+            </w:r>
+          </w:p>
+        </w:tc>
+        <w:tc>
+          <w:tcPr/>
+          <w:p>
+            <w:pPr>
+              <w:pStyle w:val="Compact"/>
+              <w:jc w:val="right"/>
+            </w:pPr>
+            <w:r>
+              <w:t xml:space="preserve">42.8</w:t>
+            </w:r>
+          </w:p>
+        </w:tc>
+      </w:tr>
+      <w:tr>
+        <w:tc>
+          <w:tcPr/>
+          <w:p>
+            <w:pPr>
+              <w:pStyle w:val="Compact"/>
+              <w:jc w:val="left"/>
+            </w:pPr>
+            <w:r>
+              <w:t xml:space="preserve">Mixed (1/3&lt;=BF&lt;=0.5)</w:t>
+            </w:r>
+          </w:p>
+        </w:tc>
+        <w:tc>
+          <w:tcPr/>
+          <w:p>
+            <w:pPr>
+              <w:pStyle w:val="Compact"/>
+              <w:jc w:val="right"/>
+            </w:pPr>
+            <w:r>
+              <w:t xml:space="preserve">184</w:t>
+            </w:r>
+          </w:p>
+        </w:tc>
+        <w:tc>
+          <w:tcPr/>
+          <w:p>
+            <w:pPr>
+              <w:pStyle w:val="Compact"/>
+              <w:jc w:val="right"/>
+            </w:pPr>
+            <w:r>
+              <w:t xml:space="preserve">25.0</w:t>
+            </w:r>
+          </w:p>
+        </w:tc>
+        <w:tc>
+          <w:tcPr/>
+          <w:p>
+            <w:pPr>
+              <w:pStyle w:val="Compact"/>
+              <w:jc w:val="right"/>
+            </w:pPr>
+            <w:r>
+              <w:t xml:space="preserve">80.4</w:t>
+            </w:r>
+          </w:p>
+        </w:tc>
+      </w:tr>
+      <w:tr>
+        <w:tc>
+          <w:tcPr/>
+          <w:p>
+            <w:pPr>
+              <w:pStyle w:val="Compact"/>
+              <w:jc w:val="left"/>
+            </w:pPr>
+            <w:r>
+              <w:t xml:space="preserve">Effect-dominated (BF&lt;1/3)</w:t>
+            </w:r>
+          </w:p>
+        </w:tc>
+        <w:tc>
+          <w:tcPr/>
+          <w:p>
+            <w:pPr>
+              <w:pStyle w:val="Compact"/>
+              <w:jc w:val="right"/>
+            </w:pPr>
+            <w:r>
+              <w:t xml:space="preserve">120</w:t>
+            </w:r>
+          </w:p>
+        </w:tc>
+        <w:tc>
+          <w:tcPr/>
+          <w:p>
+            <w:pPr>
+              <w:pStyle w:val="Compact"/>
+              <w:jc w:val="right"/>
+            </w:pPr>
+            <w:r>
+              <w:t xml:space="preserve">95.7</w:t>
+            </w:r>
+          </w:p>
+        </w:tc>
+        <w:tc>
+          <w:tcPr/>
+          <w:p>
+            <w:pPr>
+              <w:pStyle w:val="Compact"/>
+              <w:jc w:val="right"/>
+            </w:pPr>
+            <w:r>
+              <w:t xml:space="preserve">88.2</w:t>
+            </w:r>
+          </w:p>
+        </w:tc>
+      </w:tr>
+      <w:tr>
+        <w:tc>
+          <w:tcPr/>
+          <w:p>
+            <w:pPr>
+              <w:pStyle w:val="Compact"/>
+              <w:jc w:val="left"/>
+            </w:pPr>
+            <w:r>
+              <w:t xml:space="preserve">Overall</w:t>
+            </w:r>
+          </w:p>
+        </w:tc>
+        <w:tc>
+          <w:tcPr/>
+          <w:p>
+            <w:pPr>
+              <w:pStyle w:val="Compact"/>
+              <w:jc w:val="right"/>
+            </w:pPr>
+            <w:r>
+              <w:t xml:space="preserve">640</w:t>
+            </w:r>
+          </w:p>
+        </w:tc>
+        <w:tc>
+          <w:tcPr/>
+          <w:p>
+            <w:pPr>
+              <w:pStyle w:val="Compact"/>
+              <w:jc w:val="right"/>
+            </w:pPr>
+            <w:r>
+              <w:t xml:space="preserve">55.7</w:t>
+            </w:r>
+          </w:p>
+        </w:tc>
+        <w:tc>
+          <w:tcPr/>
+          <w:p>
+            <w:pPr>
+              <w:pStyle w:val="Compact"/>
+              <w:jc w:val="right"/>
+            </w:pPr>
+            <w:r>
+              <w:t xml:space="preserve">62.1</w:t>
+            </w:r>
+          </w:p>
+        </w:tc>
+      </w:tr>
+      <w:tr>
+        <w:tc>
+          <w:tcPr/>
+          <w:p>
+            <w:pPr>
+              <w:pStyle w:val="Compact"/>
+              <w:jc w:val="left"/>
+            </w:pPr>
+            <w:r>
+              <w:t xml:space="preserve">Exchangeability violation 0%</w:t>
+            </w:r>
+          </w:p>
+        </w:tc>
+        <w:tc>
+          <w:tcPr/>
+          <w:p>
+            <w:pPr>
+              <w:pStyle w:val="Compact"/>
+              <w:jc w:val="right"/>
+            </w:pPr>
+            <w:r>
+              <w:t xml:space="preserve">320</w:t>
+            </w:r>
+          </w:p>
+        </w:tc>
+        <w:tc>
+          <w:tcPr/>
+          <w:p>
+            <w:pPr>
+              <w:pStyle w:val="Compact"/>
+              <w:jc w:val="right"/>
+            </w:pPr>
+            <w:r>
+              <w:t xml:space="preserve">66.4</w:t>
+            </w:r>
+          </w:p>
+        </w:tc>
+        <w:tc>
+          <w:tcPr/>
+          <w:p>
+            <w:pPr>
+              <w:pStyle w:val="Compact"/>
+              <w:jc w:val="right"/>
+            </w:pPr>
+            <w:r>
+              <w:t xml:space="preserve">60.5</w:t>
+            </w:r>
+          </w:p>
+        </w:tc>
+      </w:tr>
+      <w:tr>
+        <w:tc>
+          <w:tcPr/>
+          <w:p>
+            <w:pPr>
+              <w:pStyle w:val="Compact"/>
+              <w:jc w:val="left"/>
+            </w:pPr>
+            <w:r>
+              <w:t xml:space="preserve">Exchangeability violation 30%</w:t>
+            </w:r>
+          </w:p>
+        </w:tc>
+        <w:tc>
+          <w:tcPr/>
+          <w:p>
+            <w:pPr>
+              <w:pStyle w:val="Compact"/>
+              <w:jc w:val="right"/>
+            </w:pPr>
+            <w:r>
+              <w:t xml:space="preserve">320</w:t>
+            </w:r>
+          </w:p>
+        </w:tc>
+        <w:tc>
+          <w:tcPr/>
+          <w:p>
+            <w:pPr>
+              <w:pStyle w:val="Compact"/>
+              <w:jc w:val="right"/>
+            </w:pPr>
+            <w:r>
+              <w:t xml:space="preserve">45.0</w:t>
+            </w:r>
+          </w:p>
+        </w:tc>
+        <w:tc>
+          <w:tcPr/>
+          <w:p>
+            <w:pPr>
+              <w:pStyle w:val="Compact"/>
+              <w:jc w:val="right"/>
+            </w:pPr>
+            <w:r>
+              <w:t xml:space="preserve">63.7</w:t>
+            </w:r>
+          </w:p>
+        </w:tc>
+      </w:tr>
+    </w:tbl>
+    <w:bookmarkEnd w:id="27"/>
+    <w:bookmarkStart w:id="31" w:name="Xa0e435e101c72c47909197dfbbbaa1bff404bea"/>
     <w:p>
       <w:pPr>
         <w:pStyle w:val="Heading1"/>
@@ -7396,18 +7782,18 @@
           <wp:inline>
             <wp:extent cx="5334000" cy="4000500"/>
             <wp:effectExtent b="0" l="0" r="0" t="0"/>
-            <wp:docPr descr="eFigure 1. Directed acyclic graph of shared bias structure and BF calibration. Panel A: U = unmeasured confounder; A = exposure (beta-blocker); Y = primary outcome (mortality); N_k = negative control outcomes. Solid arrows denote causal paths; dashed arrows denote bias paths shared between Y and N_k through U. Panel B: bias decomposition and the BF formula." title="" id="28" name="Picture"/>
+            <wp:docPr descr="eFigure 1. Directed acyclic graph of shared bias structure and BF calibration. Panel A: U = unmeasured confounder; A = exposure (beta-blocker); Y = primary outcome (mortality); N_k = negative control outcomes. Solid arrows denote causal paths; dashed arrows denote bias paths shared between Y and N_k through U. Panel B: bias decomposition and the BF formula." title="" id="29" name="Picture"/>
             <a:graphic>
               <a:graphicData uri="http://schemas.openxmlformats.org/drawingml/2006/picture">
                 <pic:pic>
                   <pic:nvPicPr>
-                    <pic:cNvPr descr="../../../output/shared_bias_dag.png" id="29" name="Picture"/>
+                    <pic:cNvPr descr="../../../output/shared_bias_dag.png" id="30" name="Picture"/>
                     <pic:cNvPicPr>
                       <a:picLocks noChangeArrowheads="1" noChangeAspect="1"/>
                     </pic:cNvPicPr>
                   </pic:nvPicPr>
                   <pic:blipFill>
-                    <a:blip r:embed="rId27"/>
+                    <a:blip r:embed="rId28"/>
                     <a:stretch>
                       <a:fillRect/>
                     </a:stretch>
@@ -7442,8 +7828,8 @@
         <w:t xml:space="preserve">eFigure 1. Directed acyclic graph of shared bias structure and BF calibration. Panel A: U = unmeasured confounder; A = exposure (beta-blocker); Y = primary outcome (mortality); N_k = negative control outcomes. Solid arrows denote causal paths; dashed arrows denote bias paths shared between Y and N_k through U. Panel B: bias decomposition and the BF formula.</w:t>
       </w:r>
     </w:p>
-    <w:bookmarkEnd w:id="30"/>
-    <w:bookmarkStart w:id="34" w:name="X5ac7e34e131800f6e8f1ed3917d0d9ae7048b98"/>
+    <w:bookmarkEnd w:id="31"/>
+    <w:bookmarkStart w:id="35" w:name="X5ac7e34e131800f6e8f1ed3917d0d9ae7048b98"/>
     <w:p>
       <w:pPr>
         <w:pStyle w:val="Heading1"/>
@@ -7461,18 +7847,18 @@
           <wp:inline>
             <wp:extent cx="5334000" cy="3556000"/>
             <wp:effectExtent b="0" l="0" r="0" t="0"/>
-            <wp:docPr descr="eFigure 2. Classification accuracy across 640 simulation conditions. Each cell shows the accuracy for one combination of true effect size (psi), systematic bias mean (mu_B), observation standard error of the target-effect estimate (sigma_ps), negative control count (K), and exchangeability violation level. Darker colors indicate higher accuracy." title="" id="32" name="Picture"/>
+            <wp:docPr descr="eFigure 2. Classification accuracy across 640 simulation conditions. Each cell shows the accuracy for one combination of true effect size (psi), systematic bias mean (mu_B), observation standard error of the target-effect estimate (sigma_ps), negative control count (K), and exchangeability violation level. Darker colors indicate higher accuracy." title="" id="33" name="Picture"/>
             <a:graphic>
               <a:graphicData uri="http://schemas.openxmlformats.org/drawingml/2006/picture">
                 <pic:pic>
                   <pic:nvPicPr>
-                    <pic:cNvPr descr="../../../output/figures/fig03_simulation_heatmap.png" id="33" name="Picture"/>
+                    <pic:cNvPr descr="../../../output/figures/fig03_simulation_heatmap.png" id="34" name="Picture"/>
                     <pic:cNvPicPr>
                       <a:picLocks noChangeArrowheads="1" noChangeAspect="1"/>
                     </pic:cNvPicPr>
                   </pic:nvPicPr>
                   <pic:blipFill>
-                    <a:blip r:embed="rId31"/>
+                    <a:blip r:embed="rId32"/>
                     <a:stretch>
                       <a:fillRect/>
                     </a:stretch>
@@ -7507,8 +7893,8 @@
         <w:t xml:space="preserve">eFigure 2. Classification accuracy across 640 simulation conditions. Each cell shows the accuracy for one combination of true effect size (psi), systematic bias mean (mu_B), observation standard error of the target-effect estimate (sigma_ps), negative control count (K), and exchangeability violation level. Darker colors indicate higher accuracy.</w:t>
       </w:r>
     </w:p>
-    <w:bookmarkEnd w:id="34"/>
-    <w:bookmarkStart w:id="38" w:name="X2e247149f5fd6faaad8920c01c810a8da1e37a1"/>
+    <w:bookmarkEnd w:id="35"/>
+    <w:bookmarkStart w:id="39" w:name="X2e247149f5fd6faaad8920c01c810a8da1e37a1"/>
     <w:p>
       <w:pPr>
         <w:pStyle w:val="Heading1"/>
@@ -7526,18 +7912,18 @@
           <wp:inline>
             <wp:extent cx="5334000" cy="2400300"/>
             <wp:effectExtent b="0" l="0" r="0" t="0"/>
-            <wp:docPr descr="eFigure 3. Classification performance by zone. Panel A: BF classification accuracy by zone with the 33% chance-level reference line. Panel B: OHDSI calibrated p-value rejection rate and uncalibrated rejection rate by zone, with the 5% nominal alpha reference line." title="" id="36" name="Picture"/>
+            <wp:docPr descr="eFigure 3. Classification performance by zone. Panel A: BF classification accuracy by zone with the 33% chance-level reference line. Panel B: OHDSI calibrated p-value rejection rate and uncalibrated rejection rate by zone, with the 5% nominal alpha reference line." title="" id="37" name="Picture"/>
             <a:graphic>
               <a:graphicData uri="http://schemas.openxmlformats.org/drawingml/2006/picture">
                 <pic:pic>
                   <pic:nvPicPr>
-                    <pic:cNvPr descr="../../../output/figures/fig04_classification_domain.png" id="37" name="Picture"/>
+                    <pic:cNvPr descr="../../../output/figures/fig04_classification_domain.png" id="38" name="Picture"/>
                     <pic:cNvPicPr>
                       <a:picLocks noChangeArrowheads="1" noChangeAspect="1"/>
                     </pic:cNvPicPr>
                   </pic:nvPicPr>
                   <pic:blipFill>
-                    <a:blip r:embed="rId35"/>
+                    <a:blip r:embed="rId36"/>
                     <a:stretch>
                       <a:fillRect/>
                     </a:stretch>
@@ -7572,8 +7958,8 @@
         <w:t xml:space="preserve">eFigure 3. Classification performance by zone. Panel A: BF classification accuracy by zone with the 33% chance-level reference line. Panel B: OHDSI calibrated p-value rejection rate and uncalibrated rejection rate by zone, with the 5% nominal alpha reference line.</w:t>
       </w:r>
     </w:p>
-    <w:bookmarkEnd w:id="38"/>
-    <w:bookmarkStart w:id="42" w:name="Xd16c19242f648ad6d96e190523658cddd1af6e0"/>
+    <w:bookmarkEnd w:id="39"/>
+    <w:bookmarkStart w:id="43" w:name="Xd16c19242f648ad6d96e190523658cddd1af6e0"/>
     <w:p>
       <w:pPr>
         <w:pStyle w:val="Heading1"/>
@@ -7591,18 +7977,18 @@
           <wp:inline>
             <wp:extent cx="4800600" cy="3000375"/>
             <wp:effectExtent b="0" l="0" r="0" t="0"/>
-            <wp:docPr descr="eFigure 4. Leave-one-out sensitivity analysis. Each point shows BF after excluding one negative control. The blue line indicates the full-data BF. All exclusions remained in the bias-dominated zone (BF &gt; 0.5)." title="" id="40" name="Picture"/>
+            <wp:docPr descr="eFigure 4. Leave-one-out sensitivity analysis. Each point shows BF after excluding one negative control. The blue line indicates the full-data BF. All exclusions remained in the bias-dominated zone (BF &gt; 0.5)." title="" id="41" name="Picture"/>
             <a:graphic>
               <a:graphicData uri="http://schemas.openxmlformats.org/drawingml/2006/picture">
                 <pic:pic>
                   <pic:nvPicPr>
-                    <pic:cNvPr descr="../../../output/figures/fig05_loo_sensitivity.png" id="41" name="Picture"/>
+                    <pic:cNvPr descr="../../../output/figures/fig05_loo_sensitivity.png" id="42" name="Picture"/>
                     <pic:cNvPicPr>
                       <a:picLocks noChangeArrowheads="1" noChangeAspect="1"/>
                     </pic:cNvPicPr>
                   </pic:nvPicPr>
                   <pic:blipFill>
-                    <a:blip r:embed="rId39"/>
+                    <a:blip r:embed="rId40"/>
                     <a:stretch>
                       <a:fillRect/>
                     </a:stretch>
@@ -7637,8 +8023,8 @@
         <w:t xml:space="preserve">eFigure 4. Leave-one-out sensitivity analysis. Each point shows BF after excluding one negative control. The blue line indicates the full-data BF. All exclusions remained in the bias-dominated zone (BF &gt; 0.5).</w:t>
       </w:r>
     </w:p>
-    <w:bookmarkEnd w:id="42"/>
-    <w:bookmarkStart w:id="46" w:name="efigure-5.-negative-control-diagnostics"/>
+    <w:bookmarkEnd w:id="43"/>
+    <w:bookmarkStart w:id="47" w:name="efigure-5.-negative-control-diagnostics"/>
     <w:p>
       <w:pPr>
         <w:pStyle w:val="Heading1"/>
@@ -7656,18 +8042,18 @@
           <wp:inline>
             <wp:extent cx="5334000" cy="2400300"/>
             <wp:effectExtent b="0" l="0" r="0" t="0"/>
-            <wp:docPr descr="eFigure 5. Negative control diagnostics. Panel A: QQ plot of standardized residuals with simulated 95% confidence envelope. Panel B: lollipop chart of absolute standardized residuals by negative control outcome." title="" id="44" name="Picture"/>
+            <wp:docPr descr="eFigure 5. Negative control diagnostics. Panel A: QQ plot of standardized residuals with simulated 95% confidence envelope. Panel B: lollipop chart of absolute standardized residuals by negative control outcome." title="" id="45" name="Picture"/>
             <a:graphic>
               <a:graphicData uri="http://schemas.openxmlformats.org/drawingml/2006/picture">
                 <pic:pic>
                   <pic:nvPicPr>
-                    <pic:cNvPr descr="../../../output/figures/fig06_qq_diagnostics.png" id="45" name="Picture"/>
+                    <pic:cNvPr descr="../../../output/figures/fig06_qq_diagnostics.png" id="46" name="Picture"/>
                     <pic:cNvPicPr>
                       <a:picLocks noChangeArrowheads="1" noChangeAspect="1"/>
                     </pic:cNvPicPr>
                   </pic:nvPicPr>
                   <pic:blipFill>
-                    <a:blip r:embed="rId43"/>
+                    <a:blip r:embed="rId44"/>
                     <a:stretch>
                       <a:fillRect/>
                     </a:stretch>
@@ -7702,8 +8088,8 @@
         <w:t xml:space="preserve">eFigure 5. Negative control diagnostics. Panel A: QQ plot of standardized residuals with simulated 95% confidence envelope. Panel B: lollipop chart of absolute standardized residuals by negative control outcome.</w:t>
       </w:r>
     </w:p>
-    <w:bookmarkEnd w:id="46"/>
-    <w:bookmarkStart w:id="50" w:name="Xb316ab64651c3e99c4be96a03bff7c47b5f7cd9"/>
+    <w:bookmarkEnd w:id="47"/>
+    <w:bookmarkStart w:id="51" w:name="Xb316ab64651c3e99c4be96a03bff7c47b5f7cd9"/>
     <w:p>
       <w:pPr>
         <w:pStyle w:val="Heading1"/>
@@ -7721,18 +8107,18 @@
           <wp:inline>
             <wp:extent cx="5334000" cy="2370666"/>
             <wp:effectExtent b="0" l="0" r="0" t="0"/>
-            <wp:docPr descr="eFigure 6. Bootstrap distributions of BF for beta-blocker (left) and GDMT (right). Solid lines indicate point estimates (bootstrap medians); dashed lines indicate 95% bootstrap CI bounds. Dotted lines mark the zone boundaries at 1/3 and 0.5." title="" id="48" name="Picture"/>
+            <wp:docPr descr="eFigure 6. Bootstrap distributions of BF for beta-blocker (left) and GDMT (right). Solid lines indicate point estimates (bootstrap medians); dashed lines indicate 95% bootstrap CI bounds. Dotted lines mark the zone boundaries at 1/3 and 0.5." title="" id="49" name="Picture"/>
             <a:graphic>
               <a:graphicData uri="http://schemas.openxmlformats.org/drawingml/2006/picture">
                 <pic:pic>
                   <pic:nvPicPr>
-                    <pic:cNvPr descr="../../../output/figures/fig07_bootstrap_BF.png" id="49" name="Picture"/>
+                    <pic:cNvPr descr="../../../output/figures/fig07_bootstrap_BF.png" id="50" name="Picture"/>
                     <pic:cNvPicPr>
                       <a:picLocks noChangeArrowheads="1" noChangeAspect="1"/>
                     </pic:cNvPicPr>
                   </pic:nvPicPr>
                   <pic:blipFill>
-                    <a:blip r:embed="rId47"/>
+                    <a:blip r:embed="rId48"/>
                     <a:stretch>
                       <a:fillRect/>
                     </a:stretch>
@@ -7767,8 +8153,8 @@
         <w:t xml:space="preserve">eFigure 6. Bootstrap distributions of BF for beta-blocker (left) and GDMT (right). Solid lines indicate point estimates (bootstrap medians); dashed lines indicate 95% bootstrap CI bounds. Dotted lines mark the zone boundaries at 1/3 and 0.5.</w:t>
       </w:r>
     </w:p>
-    <w:bookmarkEnd w:id="50"/>
-    <w:bookmarkStart w:id="51" w:name="X861e5ae1a641aa2fead05b88c1992522f439680"/>
+    <w:bookmarkEnd w:id="51"/>
+    <w:bookmarkStart w:id="52" w:name="X861e5ae1a641aa2fead05b88c1992522f439680"/>
     <w:p>
       <w:pPr>
         <w:pStyle w:val="Heading1"/>
@@ -9148,8 +9534,8 @@
         <w:t xml:space="preserve">The beta-blocker conclusion is invariant to the choice of inference because the observation sits at the centre of the empirical null, where heavier tails add little. The GDMT conclusion survives the t correction in direction but is materially weaker (0.0067 to 0.027, approaching the 0.05 threshold); the bootstrap analysis confirms that the GDMT plug-in p value is below 0.05 in 95.9% of resamples with the upper end of the 95% PI just crossing the threshold, while the beta-blocker p value is below 0.05 in 0% of resamples. We therefore retain the plug-in p value as the primary statistic for consistency with the OHDSI convention and report the t-predictive value as a sensitivity, and recommend the same practice for studies using fewer than 20 negative controls.</w:t>
       </w:r>
     </w:p>
-    <w:bookmarkEnd w:id="51"/>
-    <w:bookmarkStart w:id="52" w:name="X02d86ec9255d6c382787e988a7aa3cc20d06d2c"/>
+    <w:bookmarkEnd w:id="52"/>
+    <w:bookmarkStart w:id="53" w:name="X02d86ec9255d6c382787e988a7aa3cc20d06d2c"/>
     <w:p>
       <w:pPr>
         <w:pStyle w:val="Heading1"/>
@@ -9175,8 +9561,8 @@
         <w:t xml:space="preserve">. The completed checklist is available from the authors upon request.</w:t>
       </w:r>
     </w:p>
-    <w:bookmarkEnd w:id="52"/>
-    <w:bookmarkStart w:id="53" w:name="Xa11805d99d20691d535ccd6ca5f909b22ecb47a"/>
+    <w:bookmarkEnd w:id="53"/>
+    <w:bookmarkStart w:id="54" w:name="Xa11805d99d20691d535ccd6ca5f909b22ecb47a"/>
     <w:p>
       <w:pPr>
         <w:pStyle w:val="Heading1"/>
@@ -9202,8 +9588,8 @@
         <w:t xml:space="preserve">. The completed checklist is available from the authors upon request.</w:t>
       </w:r>
     </w:p>
-    <w:bookmarkEnd w:id="53"/>
-    <w:bookmarkStart w:id="60" w:name="Xd2db23a6e18ba7ff9f25b3dc1ecb92c1a73b0e4"/>
+    <w:bookmarkEnd w:id="54"/>
+    <w:bookmarkStart w:id="61" w:name="Xd2db23a6e18ba7ff9f25b3dc1ecb92c1a73b0e4"/>
     <w:p>
       <w:pPr>
         <w:pStyle w:val="Heading1"/>
@@ -9247,18 +9633,18 @@
           <wp:inline>
             <wp:extent cx="5334000" cy="8889999"/>
             <wp:effectExtent b="0" l="0" r="0" t="0"/>
-            <wp:docPr descr="Bland-Altman agreement of the continuous BF estimator over the v37 operating range (smallest-magnitude cell psi=-0.01, RR=0.99; 640,000 repetitions). The redesign replaces the literal psi=0 boundary with psi=-0.01 to remove the BF=1 singularity. Mean bias is small, the great majority of differences lie within the empirical limits of agreement, and Lin’s concordance correlation is high; the regression of diff on true BF has a small negative slope dominated by the near-boundary ψ = −0.01 condition, illustrating the residual proportional bias of a bounded index rather than a methodological flaw." title="" id="55" name="Picture"/>
+            <wp:docPr descr="Bland-Altman agreement of the continuous BF estimator over the v37 operating range (smallest-magnitude cell psi=-0.01, RR=0.99; 640,000 repetitions). The redesign replaces the literal psi=0 boundary with psi=-0.01 to remove the BF=1 singularity. Mean bias is small, the great majority of differences lie within the empirical limits of agreement, and Lin’s concordance correlation is high; the regression of diff on true BF has a small negative slope dominated by the near-boundary ψ = −0.01 condition, illustrating the residual proportional bias of a bounded index rather than a methodological flaw." title="" id="56" name="Picture"/>
             <a:graphic>
               <a:graphicData uri="http://schemas.openxmlformats.org/drawingml/2006/picture">
                 <pic:pic>
                   <pic:nvPicPr>
-                    <pic:cNvPr descr="../../../output/figures/continuous_bf/figL_interior_ba_viz.png" id="56" name="Picture"/>
+                    <pic:cNvPr descr="../../../output/figures/continuous_bf/figL_interior_ba_viz.png" id="57" name="Picture"/>
                     <pic:cNvPicPr>
                       <a:picLocks noChangeArrowheads="1" noChangeAspect="1"/>
                     </pic:cNvPicPr>
                   </pic:nvPicPr>
                   <pic:blipFill>
-                    <a:blip r:embed="rId54"/>
+                    <a:blip r:embed="rId55"/>
                     <a:stretch>
                       <a:fillRect/>
                     </a:stretch>
@@ -9302,18 +9688,18 @@
           <wp:inline>
             <wp:extent cx="5334000" cy="8889999"/>
             <wp:effectExtent b="0" l="0" r="0" t="0"/>
-            <wp:docPr descr="Bland-Altman agreement, full version pre-redesign (640,000 repetitions, includes the near-boundary ψ=-0.01 condition). Displayed as a transparency analysis; the v37 redesign excludes the literal psi=0 boundary and the cloud at true BF=1 disappears from the operating-range analysis. The steeper slope (-0.191) of the full-version analysis is a boundary artifact of the bounded index, not estimator failure." title="" id="58" name="Picture"/>
+            <wp:docPr descr="Bland-Altman agreement, full version pre-redesign (640,000 repetitions, includes the near-boundary ψ=-0.01 condition). Displayed as a transparency analysis; the v37 redesign excludes the literal psi=0 boundary and the cloud at true BF=1 disappears from the operating-range analysis. The steeper slope (-0.191) of the full-version analysis is a boundary artifact of the bounded index, not estimator failure." title="" id="59" name="Picture"/>
             <a:graphic>
               <a:graphicData uri="http://schemas.openxmlformats.org/drawingml/2006/picture">
                 <pic:pic>
                   <pic:nvPicPr>
-                    <pic:cNvPr descr="../../../output/figures/continuous_bf/figM_full_ba_viz.png" id="59" name="Picture"/>
+                    <pic:cNvPr descr="../../../output/figures/continuous_bf/figM_full_ba_viz.png" id="60" name="Picture"/>
                     <pic:cNvPicPr>
                       <a:picLocks noChangeArrowheads="1" noChangeAspect="1"/>
                     </pic:cNvPicPr>
                   </pic:nvPicPr>
                   <pic:blipFill>
-                    <a:blip r:embed="rId57"/>
+                    <a:blip r:embed="rId58"/>
                     <a:stretch>
                       <a:fillRect/>
                     </a:stretch>
@@ -9797,8 +10183,8 @@
         <w:t xml:space="preserve">boundary hypothesis, and the downward bias there is exactly the behavior wanted to reject that null.</w:t>
       </w:r>
     </w:p>
-    <w:bookmarkEnd w:id="60"/>
-    <w:bookmarkStart w:id="76" w:name="ereferences"/>
+    <w:bookmarkEnd w:id="61"/>
+    <w:bookmarkStart w:id="77" w:name="ereferences"/>
     <w:p>
       <w:pPr>
         <w:pStyle w:val="Heading1"/>
@@ -9807,8 +10193,8 @@
         <w:t xml:space="preserve">eReferences</w:t>
       </w:r>
     </w:p>
-    <w:bookmarkStart w:id="75" w:name="refs"/>
-    <w:bookmarkStart w:id="62" w:name="ref-schuemie2014interpreting"/>
+    <w:bookmarkStart w:id="76" w:name="refs"/>
+    <w:bookmarkStart w:id="63" w:name="ref-schuemie2014interpreting"/>
     <w:p>
       <w:pPr>
         <w:pStyle w:val="Bibliography"/>
@@ -9838,7 +10224,7 @@
       <w:r>
         <w:t xml:space="preserve">. 2014;33(2):209-218. doi:</w:t>
       </w:r>
-      <w:hyperlink r:id="rId61">
+      <w:hyperlink r:id="rId62">
         <w:r>
           <w:rPr>
             <w:rStyle w:val="Hyperlink"/>
@@ -9847,8 +10233,8 @@
         </w:r>
       </w:hyperlink>
     </w:p>
-    <w:bookmarkEnd w:id="62"/>
-    <w:bookmarkStart w:id="64" w:name="ref-schuemie2018empirical"/>
+    <w:bookmarkEnd w:id="63"/>
+    <w:bookmarkStart w:id="65" w:name="ref-schuemie2018empirical"/>
     <w:p>
       <w:pPr>
         <w:pStyle w:val="Bibliography"/>
@@ -9878,7 +10264,7 @@
       <w:r>
         <w:t xml:space="preserve">. 2018;115(11):2571-2577. doi:</w:t>
       </w:r>
-      <w:hyperlink r:id="rId63">
+      <w:hyperlink r:id="rId64">
         <w:r>
           <w:rPr>
             <w:rStyle w:val="Hyperlink"/>
@@ -9887,8 +10273,8 @@
         </w:r>
       </w:hyperlink>
     </w:p>
-    <w:bookmarkEnd w:id="64"/>
-    <w:bookmarkStart w:id="66" w:name="ref-fieller1954interval"/>
+    <w:bookmarkEnd w:id="65"/>
+    <w:bookmarkStart w:id="67" w:name="ref-fieller1954interval"/>
     <w:p>
       <w:pPr>
         <w:pStyle w:val="Bibliography"/>
@@ -9918,7 +10304,7 @@
       <w:r>
         <w:t xml:space="preserve">. 1954;16(2):175-185. doi:</w:t>
       </w:r>
-      <w:hyperlink r:id="rId65">
+      <w:hyperlink r:id="rId66">
         <w:r>
           <w:rPr>
             <w:rStyle w:val="Hyperlink"/>
@@ -9927,8 +10313,8 @@
         </w:r>
       </w:hyperlink>
     </w:p>
-    <w:bookmarkEnd w:id="66"/>
-    <w:bookmarkStart w:id="68" w:name="ref-vanderweele2017evalue"/>
+    <w:bookmarkEnd w:id="67"/>
+    <w:bookmarkStart w:id="69" w:name="ref-vanderweele2017evalue"/>
     <w:p>
       <w:pPr>
         <w:pStyle w:val="Bibliography"/>
@@ -10012,7 +10398,7 @@
       <w:r>
         <w:t xml:space="preserve">. 2017;167(4):268-274. doi:</w:t>
       </w:r>
-      <w:hyperlink r:id="rId67">
+      <w:hyperlink r:id="rId68">
         <w:r>
           <w:rPr>
             <w:rStyle w:val="Hyperlink"/>
@@ -10021,8 +10407,8 @@
         </w:r>
       </w:hyperlink>
     </w:p>
-    <w:bookmarkEnd w:id="68"/>
-    <w:bookmarkStart w:id="70" w:name="ref-higgins2009reevaluation"/>
+    <w:bookmarkEnd w:id="69"/>
+    <w:bookmarkStart w:id="71" w:name="ref-higgins2009reevaluation"/>
     <w:p>
       <w:pPr>
         <w:pStyle w:val="Bibliography"/>
@@ -10052,7 +10438,7 @@
       <w:r>
         <w:t xml:space="preserve">. 2009;172(1):137-159. doi:</w:t>
       </w:r>
-      <w:hyperlink r:id="rId69">
+      <w:hyperlink r:id="rId70">
         <w:r>
           <w:rPr>
             <w:rStyle w:val="Hyperlink"/>
@@ -10061,8 +10447,8 @@
         </w:r>
       </w:hyperlink>
     </w:p>
-    <w:bookmarkEnd w:id="70"/>
-    <w:bookmarkStart w:id="72" w:name="ref-langan2018recordpe"/>
+    <w:bookmarkEnd w:id="71"/>
+    <w:bookmarkStart w:id="73" w:name="ref-langan2018recordpe"/>
     <w:p>
       <w:pPr>
         <w:pStyle w:val="Bibliography"/>
@@ -10104,7 +10490,7 @@
       <w:r>
         <w:t xml:space="preserve">. 2018;363:k3532. doi:</w:t>
       </w:r>
-      <w:hyperlink r:id="rId71">
+      <w:hyperlink r:id="rId72">
         <w:r>
           <w:rPr>
             <w:rStyle w:val="Hyperlink"/>
@@ -10113,8 +10499,8 @@
         </w:r>
       </w:hyperlink>
     </w:p>
-    <w:bookmarkEnd w:id="72"/>
-    <w:bookmarkStart w:id="74" w:name="ref-cashin2025target"/>
+    <w:bookmarkEnd w:id="73"/>
+    <w:bookmarkStart w:id="75" w:name="ref-cashin2025target"/>
     <w:p>
       <w:pPr>
         <w:pStyle w:val="Bibliography"/>
@@ -10156,7 +10542,7 @@
       <w:r>
         <w:t xml:space="preserve">. 2025;390:e087179. doi:</w:t>
       </w:r>
-      <w:hyperlink r:id="rId73">
+      <w:hyperlink r:id="rId74">
         <w:r>
           <w:rPr>
             <w:rStyle w:val="Hyperlink"/>
@@ -10165,9 +10551,9 @@
         </w:r>
       </w:hyperlink>
     </w:p>
-    <w:bookmarkEnd w:id="74"/>
     <w:bookmarkEnd w:id="75"/>
     <w:bookmarkEnd w:id="76"/>
+    <w:bookmarkEnd w:id="77"/>
     <w:sectPr>
       <w:footnotePr>
         <w:numRestart w:val="eachSect"/>
@@ -10296,6 +10682,9 @@
       </w:rPr>
     </w:rPrDefault>
     <w:pPrDefault>
+      <w:pPr>
+        <w:spacing w:line="480" w:lineRule="auto" w:after="200"/>
+      </w:pPr>
       <w:pPr>
         <w:spacing w:after="200"/>
       </w:pPr>
